--- a/resources/MCP Workshop Pythoneers.docx
+++ b/resources/MCP Workshop Pythoneers.docx
@@ -949,13 +949,7 @@
         <w:rPr>
           <w:rFonts w:ascii="Verdana" w:hAnsi="Verdana"/>
         </w:rPr>
-        <w:t>What solutions can we suggest regarding the missing Word document?</w:t>
-      </w:r>
-      <w:r>
-        <w:rPr>
-          <w:rFonts w:ascii="Verdana" w:hAnsi="Verdana"/>
-        </w:rPr>
-        <w:t xml:space="preserve"> </w:t>
+        <w:t xml:space="preserve">What solutions can we suggest regarding the missing Word document? </w:t>
       </w:r>
       <w:r>
         <w:rPr>
@@ -1525,41 +1519,36 @@
           <w:rFonts w:ascii="Verdana" w:hAnsi="Verdana"/>
         </w:rPr>
       </w:pPr>
-      <w:r>
-        <w:rPr>
-          <w:rFonts w:ascii="Verdana" w:hAnsi="Verdana"/>
-          <w:b/>
-          <w:bCs/>
-        </w:rPr>
-        <w:t>Exercise 1:</w:t>
-      </w:r>
-      <w:r>
-        <w:rPr>
-          <w:rFonts w:ascii="Verdana" w:hAnsi="Verdana"/>
-        </w:rPr>
-        <w:t xml:space="preserve"> What happens if one of the MCP servers fails to start? How does `validate_servers()` handle this? Try modifying the server config to point to a non-existent file. ___________________________________________________________</w:t>
-      </w:r>
-    </w:p>
-    <w:p>
-      <w:pPr>
-        <w:rPr>
-          <w:rFonts w:ascii="Verdana" w:hAnsi="Verdana"/>
-        </w:rPr>
-      </w:pPr>
-    </w:p>
-    <w:p>
-      <w:pPr>
-        <w:rPr>
-          <w:rFonts w:ascii="Verdana" w:hAnsi="Verdana"/>
-        </w:rPr>
-      </w:pPr>
-      <w:r>
-        <w:rPr>
-          <w:rFonts w:ascii="Verdana" w:hAnsi="Verdana"/>
-          <w:b/>
-          <w:bCs/>
-        </w:rPr>
-        <w:t>Exercise 2:</w:t>
+    </w:p>
+    <w:p>
+      <w:pPr>
+        <w:rPr>
+          <w:rFonts w:ascii="Verdana" w:hAnsi="Verdana"/>
+        </w:rPr>
+      </w:pPr>
+      <w:r>
+        <w:rPr>
+          <w:rFonts w:ascii="Verdana" w:hAnsi="Verdana"/>
+          <w:b/>
+          <w:bCs/>
+        </w:rPr>
+        <w:t xml:space="preserve">Exercise </w:t>
+      </w:r>
+      <w:r>
+        <w:rPr>
+          <w:rFonts w:ascii="Verdana" w:hAnsi="Verdana"/>
+          <w:b/>
+          <w:bCs/>
+        </w:rPr>
+        <w:t>1</w:t>
+      </w:r>
+      <w:r>
+        <w:rPr>
+          <w:rFonts w:ascii="Verdana" w:hAnsi="Verdana"/>
+          <w:b/>
+          <w:bCs/>
+        </w:rPr>
+        <w:t>:</w:t>
       </w:r>
       <w:r>
         <w:rPr>
@@ -1587,13 +1576,29 @@
           <w:b/>
           <w:bCs/>
         </w:rPr>
-        <w:t>Exercise 3:</w:t>
-      </w:r>
-      <w:r>
-        <w:rPr>
-          <w:rFonts w:ascii="Verdana" w:hAnsi="Verdana"/>
-        </w:rPr>
-        <w:t xml:space="preserve"> Try asking a question that requires both math and weather tools: "What's 5 * 3 and what's the weather in Paris?" Observe how the agent chains multiple tool calls from different </w:t>
+        <w:t xml:space="preserve">Exercise </w:t>
+      </w:r>
+      <w:r>
+        <w:rPr>
+          <w:rFonts w:ascii="Verdana" w:hAnsi="Verdana"/>
+          <w:b/>
+          <w:bCs/>
+        </w:rPr>
+        <w:t>2</w:t>
+      </w:r>
+      <w:r>
+        <w:rPr>
+          <w:rFonts w:ascii="Verdana" w:hAnsi="Verdana"/>
+          <w:b/>
+          <w:bCs/>
+        </w:rPr>
+        <w:t>:</w:t>
+      </w:r>
+      <w:r>
+        <w:rPr>
+          <w:rFonts w:ascii="Verdana" w:hAnsi="Verdana"/>
+        </w:rPr>
+        <w:t xml:space="preserve"> Try asking a question that requires both math and weather tools: "Wat's 5 * 3 and what's the weather in Paris?" Observe how the agent chains multiple tool calls from different </w:t>
       </w:r>
       <w:r>
         <w:rPr>
@@ -1627,7 +1632,23 @@
           <w:b/>
           <w:bCs/>
         </w:rPr>
-        <w:t>Exercise 4:</w:t>
+        <w:t xml:space="preserve">Exercise </w:t>
+      </w:r>
+      <w:r>
+        <w:rPr>
+          <w:rFonts w:ascii="Verdana" w:hAnsi="Verdana"/>
+          <w:b/>
+          <w:bCs/>
+        </w:rPr>
+        <w:t>3</w:t>
+      </w:r>
+      <w:r>
+        <w:rPr>
+          <w:rFonts w:ascii="Verdana" w:hAnsi="Verdana"/>
+          <w:b/>
+          <w:bCs/>
+        </w:rPr>
+        <w:t>:</w:t>
       </w:r>
       <w:r>
         <w:rPr>
@@ -1669,15 +1690,23 @@
           <w:b/>
           <w:bCs/>
         </w:rPr>
-        <w:t>B</w:t>
-      </w:r>
-      <w:r>
-        <w:rPr>
-          <w:rFonts w:ascii="Verdana" w:hAnsi="Verdana"/>
-          <w:b/>
-          <w:bCs/>
-        </w:rPr>
-        <w:t>onus:</w:t>
+        <w:t xml:space="preserve">Exercise </w:t>
+      </w:r>
+      <w:r>
+        <w:rPr>
+          <w:rFonts w:ascii="Verdana" w:hAnsi="Verdana"/>
+          <w:b/>
+          <w:bCs/>
+        </w:rPr>
+        <w:t>4</w:t>
+      </w:r>
+      <w:r>
+        <w:rPr>
+          <w:rFonts w:ascii="Verdana" w:hAnsi="Verdana"/>
+          <w:b/>
+          <w:bCs/>
+        </w:rPr>
+        <w:t>:</w:t>
       </w:r>
       <w:r>
         <w:rPr>
@@ -1709,15 +1738,58 @@
         <w:rPr>
           <w:rFonts w:ascii="Verdana" w:hAnsi="Verdana"/>
         </w:rPr>
-        <w:t>Notice that the llm calls also use `invoke()` instead of `ainvoke()`? __________________________________________________________</w:t>
-      </w:r>
-    </w:p>
-    <w:p>
-      <w:pPr>
-        <w:rPr>
-          <w:rFonts w:ascii="Verdana" w:hAnsi="Verdana"/>
-        </w:rPr>
-      </w:pPr>
+        <w:t>__________________________________________________________</w:t>
+      </w:r>
+    </w:p>
+    <w:p>
+      <w:pPr>
+        <w:rPr>
+          <w:rFonts w:ascii="Verdana" w:hAnsi="Verdana"/>
+        </w:rPr>
+      </w:pPr>
+    </w:p>
+    <w:p>
+      <w:pPr>
+        <w:rPr>
+          <w:rFonts w:ascii="Verdana" w:hAnsi="Verdana"/>
+        </w:rPr>
+      </w:pPr>
+      <w:r>
+        <w:rPr>
+          <w:rFonts w:ascii="Verdana" w:hAnsi="Verdana"/>
+          <w:b/>
+          <w:bCs/>
+        </w:rPr>
+        <w:t>Bonus:</w:t>
+      </w:r>
+      <w:r>
+        <w:rPr>
+          <w:rFonts w:ascii="Verdana" w:hAnsi="Verdana"/>
+        </w:rPr>
+        <w:t xml:space="preserve"> see slide 26 </w:t>
+      </w:r>
+      <w:r>
+        <w:rPr>
+          <w:rFonts w:ascii="Verdana" w:hAnsi="Verdana"/>
+        </w:rPr>
+        <w:sym w:font="Wingdings" w:char="F0E0"/>
+      </w:r>
+      <w:r>
+        <w:rPr>
+          <w:rFonts w:ascii="Verdana" w:hAnsi="Verdana"/>
+        </w:rPr>
+        <w:t xml:space="preserve"> build your own “</w:t>
+      </w:r>
+      <w:r>
+        <w:rPr>
+          <w:rFonts w:ascii="Verdana" w:hAnsi="Verdana"/>
+          <w:b/>
+          <w:bCs/>
+          <w:i/>
+          <w:iCs/>
+        </w:rPr>
+        <w:t>project_server.py”</w:t>
+      </w:r>
     </w:p>
     <w:p>
       <w:pPr>
@@ -1729,6 +1801,9 @@
         <w:pStyle w:val="Heading2"/>
       </w:pPr>
     </w:p>
+    <w:p/>
+    <w:p/>
+    <w:p/>
     <w:p>
       <w:pPr>
         <w:pStyle w:val="Heading2"/>
@@ -2125,6 +2200,7 @@
         <w:rPr>
           <w:rFonts w:ascii="Verdana" w:hAnsi="Verdana"/>
         </w:rPr>
+        <w:lastRenderedPageBreak/>
         <w:t>How does this enable multiple users to use the web interface simultaneously? What would happen if it were synchronous? ___________________________________________________________</w:t>
       </w:r>
     </w:p>
@@ -2269,7 +2345,80 @@
           <w:iCs/>
           <w:color w:val="000000" w:themeColor="text1"/>
         </w:rPr>
-        <w:t>01_no_mcp_langgraph_agent</w:t>
+        <w:t>01_no_mcp_langgraph_agent.py</w:t>
+      </w:r>
+      <w:r>
+        <w:rPr>
+          <w:rFonts w:ascii="Verdana" w:hAnsi="Verdana"/>
+          <w:color w:val="000000" w:themeColor="text1"/>
+        </w:rPr>
+        <w:t xml:space="preserve"> </w:t>
+      </w:r>
+      <w:r>
+        <w:rPr>
+          <w:rFonts w:ascii="Verdana" w:hAnsi="Verdana"/>
+          <w:color w:val="000000" w:themeColor="text1"/>
+        </w:rPr>
+        <w:t xml:space="preserve"> </w:t>
+      </w:r>
+    </w:p>
+    <w:p>
+      <w:pPr>
+        <w:rPr>
+          <w:rFonts w:ascii="Verdana" w:hAnsi="Verdana"/>
+          <w:color w:val="000000" w:themeColor="text1"/>
+        </w:rPr>
+      </w:pPr>
+      <w:r>
+        <w:rPr>
+          <w:rFonts w:ascii="Verdana" w:hAnsi="Verdana"/>
+          <w:color w:val="000000" w:themeColor="text1"/>
+        </w:rPr>
+        <w:t xml:space="preserve">The extra node </w:t>
+      </w:r>
+      <w:r>
+        <w:rPr>
+          <w:rFonts w:ascii="Verdana" w:hAnsi="Verdana"/>
+          <w:color w:val="000000" w:themeColor="text1"/>
+        </w:rPr>
+        <w:t xml:space="preserve">checks if the question is about math (addition, multiplication, or division) before proceeding to the assistant. If the question is not about math, bind to the END node. </w:t>
+      </w:r>
+    </w:p>
+    <w:p>
+      <w:pPr>
+        <w:rPr>
+          <w:rFonts w:ascii="Verdana" w:hAnsi="Verdana"/>
+          <w:color w:val="000000" w:themeColor="text1"/>
+        </w:rPr>
+      </w:pPr>
+      <w:r>
+        <w:rPr>
+          <w:rFonts w:ascii="Verdana" w:hAnsi="Verdana"/>
+          <w:color w:val="000000" w:themeColor="text1"/>
+        </w:rPr>
+        <w:br/>
+      </w:r>
+      <w:r>
+        <w:rPr>
+          <w:rFonts w:ascii="Verdana" w:hAnsi="Verdana"/>
+          <w:color w:val="000000" w:themeColor="text1"/>
+        </w:rPr>
+        <w:t xml:space="preserve">Steps: </w:t>
+      </w:r>
+    </w:p>
+    <w:p>
+      <w:pPr>
+        <w:rPr>
+          <w:rFonts w:ascii="Verdana" w:hAnsi="Verdana"/>
+          <w:color w:val="000000" w:themeColor="text1"/>
+        </w:rPr>
+      </w:pPr>
+      <w:r>
+        <w:rPr>
+          <w:rFonts w:ascii="Verdana" w:hAnsi="Verdana"/>
+          <w:color w:val="000000" w:themeColor="text1"/>
+        </w:rPr>
+        <w:t xml:space="preserve">1. Create a node </w:t>
       </w:r>
       <w:r>
         <w:rPr>
@@ -2278,88 +2427,6 @@
           <w:iCs/>
           <w:color w:val="000000" w:themeColor="text1"/>
         </w:rPr>
-        <w:t>.py</w:t>
-      </w:r>
-      <w:r>
-        <w:rPr>
-          <w:rFonts w:ascii="Verdana" w:hAnsi="Verdana"/>
-          <w:color w:val="000000" w:themeColor="text1"/>
-        </w:rPr>
-        <w:t xml:space="preserve"> </w:t>
-      </w:r>
-      <w:r>
-        <w:rPr>
-          <w:rFonts w:ascii="Verdana" w:hAnsi="Verdana"/>
-          <w:color w:val="000000" w:themeColor="text1"/>
-        </w:rPr>
-        <w:t xml:space="preserve"> </w:t>
-      </w:r>
-    </w:p>
-    <w:p>
-      <w:pPr>
-        <w:rPr>
-          <w:rFonts w:ascii="Verdana" w:hAnsi="Verdana"/>
-          <w:color w:val="000000" w:themeColor="text1"/>
-        </w:rPr>
-      </w:pPr>
-      <w:r>
-        <w:rPr>
-          <w:rFonts w:ascii="Verdana" w:hAnsi="Verdana"/>
-          <w:color w:val="000000" w:themeColor="text1"/>
-        </w:rPr>
-        <w:t xml:space="preserve">The extra node </w:t>
-      </w:r>
-      <w:r>
-        <w:rPr>
-          <w:rFonts w:ascii="Verdana" w:hAnsi="Verdana"/>
-          <w:color w:val="000000" w:themeColor="text1"/>
-        </w:rPr>
-        <w:t xml:space="preserve">checks if the question is about math (addition, multiplication, or division) before proceeding to the assistant. If the question is not about math, bind to the END node. </w:t>
-      </w:r>
-    </w:p>
-    <w:p>
-      <w:pPr>
-        <w:rPr>
-          <w:rFonts w:ascii="Verdana" w:hAnsi="Verdana"/>
-          <w:color w:val="000000" w:themeColor="text1"/>
-        </w:rPr>
-      </w:pPr>
-      <w:r>
-        <w:rPr>
-          <w:rFonts w:ascii="Verdana" w:hAnsi="Verdana"/>
-          <w:color w:val="000000" w:themeColor="text1"/>
-        </w:rPr>
-        <w:br/>
-      </w:r>
-      <w:r>
-        <w:rPr>
-          <w:rFonts w:ascii="Verdana" w:hAnsi="Verdana"/>
-          <w:color w:val="000000" w:themeColor="text1"/>
-        </w:rPr>
-        <w:t xml:space="preserve">Steps: </w:t>
-      </w:r>
-    </w:p>
-    <w:p>
-      <w:pPr>
-        <w:rPr>
-          <w:rFonts w:ascii="Verdana" w:hAnsi="Verdana"/>
-          <w:color w:val="000000" w:themeColor="text1"/>
-        </w:rPr>
-      </w:pPr>
-      <w:r>
-        <w:rPr>
-          <w:rFonts w:ascii="Verdana" w:hAnsi="Verdana"/>
-          <w:color w:val="000000" w:themeColor="text1"/>
-        </w:rPr>
-        <w:t xml:space="preserve">1. Create a node </w:t>
-      </w:r>
-      <w:r>
-        <w:rPr>
-          <w:rFonts w:ascii="Verdana" w:hAnsi="Verdana"/>
-          <w:i/>
-          <w:iCs/>
-          <w:color w:val="000000" w:themeColor="text1"/>
-        </w:rPr>
         <w:t>validate_math_question</w:t>
       </w:r>
       <w:r>
@@ -2429,9 +2496,8 @@
           <w:noProof/>
           <w:color w:val="EE0000"/>
         </w:rPr>
-        <w:lastRenderedPageBreak/>
         <w:drawing>
-          <wp:inline distT="0" distB="0" distL="0" distR="0" wp14:anchorId="3BA574AA" wp14:editId="19B47228">
+          <wp:inline distT="0" distB="0" distL="0" distR="0" wp14:anchorId="3BA574AA" wp14:editId="3A14E6CB">
             <wp:extent cx="2834815" cy="4114800"/>
             <wp:effectExtent l="0" t="0" r="0" b="0"/>
             <wp:docPr id="1508211142" name="Picture 2"/>
@@ -3079,6 +3145,7 @@
   <w:style w:type="character" w:default="1" w:styleId="DefaultParagraphFont">
     <w:name w:val="Default Paragraph Font"/>
     <w:uiPriority w:val="1"/>
+    <w:semiHidden/>
     <w:unhideWhenUsed/>
   </w:style>
   <w:style w:type="table" w:default="1" w:styleId="TableNormal">

--- a/resources/MCP Workshop Pythoneers.docx
+++ b/resources/MCP Workshop Pythoneers.docx
@@ -1760,7 +1760,23 @@
           <w:b/>
           <w:bCs/>
         </w:rPr>
-        <w:t>Bonus:</w:t>
+        <w:t xml:space="preserve">Exercise </w:t>
+      </w:r>
+      <w:r>
+        <w:rPr>
+          <w:rFonts w:ascii="Verdana" w:hAnsi="Verdana"/>
+          <w:b/>
+          <w:bCs/>
+        </w:rPr>
+        <w:t>5</w:t>
+      </w:r>
+      <w:r>
+        <w:rPr>
+          <w:rFonts w:ascii="Verdana" w:hAnsi="Verdana"/>
+          <w:b/>
+          <w:bCs/>
+        </w:rPr>
+        <w:t>:</w:t>
       </w:r>
       <w:r>
         <w:rPr>
@@ -2497,7 +2513,7 @@
           <w:color w:val="EE0000"/>
         </w:rPr>
         <w:drawing>
-          <wp:inline distT="0" distB="0" distL="0" distR="0" wp14:anchorId="3BA574AA" wp14:editId="3A14E6CB">
+          <wp:inline distT="0" distB="0" distL="0" distR="0" wp14:anchorId="3BA574AA" wp14:editId="6174EE3D">
             <wp:extent cx="2834815" cy="4114800"/>
             <wp:effectExtent l="0" t="0" r="0" b="0"/>
             <wp:docPr id="1508211142" name="Picture 2"/>

--- a/resources/MCP Workshop Pythoneers.docx
+++ b/resources/MCP Workshop Pythoneers.docx
@@ -1,6 +1,6 @@
 
 <file path=word/document.xml><?xml version="1.0" encoding="utf-8"?>
-<w:document xmlns:wpc="http://schemas.microsoft.com/office/word/2010/wordprocessingCanvas" xmlns:cx="http://schemas.microsoft.com/office/drawing/2014/chartex" xmlns:cx1="http://schemas.microsoft.com/office/drawing/2015/9/8/chartex" xmlns:cx2="http://schemas.microsoft.com/office/drawing/2015/10/21/chartex" xmlns:cx3="http://schemas.microsoft.com/office/drawing/2016/5/9/chartex" xmlns:cx4="http://schemas.microsoft.com/office/drawing/2016/5/10/chartex" xmlns:cx5="http://schemas.microsoft.com/office/drawing/2016/5/11/chartex" xmlns:cx6="http://schemas.microsoft.com/office/drawing/2016/5/12/chartex" xmlns:cx7="http://schemas.microsoft.com/office/drawing/2016/5/13/chartex" xmlns:cx8="http://schemas.microsoft.com/office/drawing/2016/5/14/chartex" xmlns:mc="http://schemas.openxmlformats.org/markup-compatibility/2006" xmlns:aink="http://schemas.microsoft.com/office/drawing/2016/ink" xmlns:am3d="http://schemas.microsoft.com/office/drawing/2017/model3d" xmlns:o="urn:schemas-microsoft-com:office:office" xmlns:oel="http://schemas.microsoft.com/office/2019/extlst" xmlns:r="http://schemas.openxmlformats.org/officeDocument/2006/relationships" xmlns:m="http://schemas.openxmlformats.org/officeDocument/2006/math" xmlns:v="urn:schemas-microsoft-com:vml" xmlns:wp14="http://schemas.microsoft.com/office/word/2010/wordprocessingDrawing" xmlns:wp="http://schemas.openxmlformats.org/drawingml/2006/wordprocessingDrawing" xmlns:w10="urn:schemas-microsoft-com:office:word" xmlns:w="http://schemas.openxmlformats.org/wordprocessingml/2006/main" xmlns:w14="http://schemas.microsoft.com/office/word/2010/wordml" xmlns:w15="http://schemas.microsoft.com/office/word/2012/wordml" xmlns:w16cex="http://schemas.microsoft.com/office/word/2018/wordml/cex" xmlns:w16cid="http://schemas.microsoft.com/office/word/2016/wordml/cid" xmlns:w16="http://schemas.microsoft.com/office/word/2018/wordml" xmlns:w16du="http://schemas.microsoft.com/office/word/2023/wordml/word16du" xmlns:w16sdtdh="http://schemas.microsoft.com/office/word/2020/wordml/sdtdatahash" xmlns:w16sdtfl="http://schemas.microsoft.com/office/word/2024/wordml/sdtformatlock" xmlns:w16se="http://schemas.microsoft.com/office/word/2015/wordml/symex" xmlns:wpg="http://schemas.microsoft.com/office/word/2010/wordprocessingGroup" xmlns:wpi="http://schemas.microsoft.com/office/word/2010/wordprocessingInk" xmlns:wne="http://schemas.microsoft.com/office/word/2006/wordml" xmlns:wps="http://schemas.microsoft.com/office/word/2010/wordprocessingShape" mc:Ignorable="w14 w15 w16se w16cid w16 w16cex w16sdtdh w16sdtfl w16du wp14">
+<w:document xmlns:wpc="http://schemas.microsoft.com/office/word/2010/wordprocessingCanvas" xmlns:cx="http://schemas.microsoft.com/office/drawing/2014/chartex" xmlns:cx1="http://schemas.microsoft.com/office/drawing/2015/9/8/chartex" xmlns:cx2="http://schemas.microsoft.com/office/drawing/2015/10/21/chartex" xmlns:cx3="http://schemas.microsoft.com/office/drawing/2016/5/9/chartex" xmlns:cx4="http://schemas.microsoft.com/office/drawing/2016/5/10/chartex" xmlns:cx5="http://schemas.microsoft.com/office/drawing/2016/5/11/chartex" xmlns:cx6="http://schemas.microsoft.com/office/drawing/2016/5/12/chartex" xmlns:cx7="http://schemas.microsoft.com/office/drawing/2016/5/13/chartex" xmlns:cx8="http://schemas.microsoft.com/office/drawing/2016/5/14/chartex" xmlns:mc="http://schemas.openxmlformats.org/markup-compatibility/2006" xmlns:m="http://schemas.openxmlformats.org/officeDocument/2006/math" xmlns:aink="http://schemas.microsoft.com/office/drawing/2016/ink" xmlns:am3d="http://schemas.microsoft.com/office/drawing/2017/model3d" xmlns:oel="http://schemas.microsoft.com/office/2019/extlst" xmlns:r="http://schemas.openxmlformats.org/officeDocument/2006/relationships" xmlns:wp14="http://schemas.microsoft.com/office/word/2010/wordprocessingDrawing" xmlns:wp="http://schemas.openxmlformats.org/drawingml/2006/wordprocessingDrawing" xmlns:wpg="http://schemas.microsoft.com/office/word/2010/wordprocessingGroup" xmlns:wpi="http://schemas.microsoft.com/office/word/2010/wordprocessingInk" xmlns:wps="http://schemas.microsoft.com/office/word/2010/wordprocessingShape" xmlns:o="urn:schemas-microsoft-com:office:office" xmlns:v="urn:schemas-microsoft-com:vml" xmlns:w10="urn:schemas-microsoft-com:office:word" xmlns:w="http://schemas.openxmlformats.org/wordprocessingml/2006/main" xmlns:w14="http://schemas.microsoft.com/office/word/2010/wordml" xmlns:w15="http://schemas.microsoft.com/office/word/2012/wordml" xmlns:w16cex="http://schemas.microsoft.com/office/word/2018/wordml/cex" xmlns:w16cid="http://schemas.microsoft.com/office/word/2016/wordml/cid" xmlns:w16="http://schemas.microsoft.com/office/word/2018/wordml" xmlns:w16sdtdh="http://schemas.microsoft.com/office/word/2020/wordml/sdtdatahash" xmlns:w16sdtfl="http://schemas.microsoft.com/office/word/2024/wordml/sdtformatlock" xmlns:w16se="http://schemas.microsoft.com/office/word/2015/wordml/symex" xmlns:w16du="http://schemas.microsoft.com/office/word/2023/wordml/word16du" xmlns:wne="http://schemas.microsoft.com/office/word/2006/wordml" mc:Ignorable="w14 w15 w16se w16cid w16 w16cex w16sdtdh w16sdtfl w16du wp14">
   <w:body>
     <w:p>
       <w:pPr>
@@ -1809,6 +1809,230 @@
     </w:p>
     <w:p>
       <w:pPr>
+        <w:shd w:val="clear" w:color="auto" w:fill="FFFFFF"/>
+        <w:spacing w:line="270" w:lineRule="atLeast"/>
+        <w:rPr>
+          <w:rFonts w:ascii="Verdana" w:eastAsia="Times New Roman" w:hAnsi="Verdana" w:cs="Menlo"/>
+          <w:color w:val="000000"/>
+          <w:kern w:val="0"/>
+          <w:lang w:eastAsia="en-GB"/>
+          <w14:ligatures w14:val="none"/>
+        </w:rPr>
+      </w:pPr>
+      <w:r>
+        <w:rPr>
+          <w:rFonts w:ascii="Verdana" w:eastAsia="Times New Roman" w:hAnsi="Verdana" w:cs="Menlo"/>
+          <w:color w:val="000000"/>
+          <w:kern w:val="0"/>
+          <w:lang w:eastAsia="en-GB"/>
+          <w14:ligatures w14:val="none"/>
+        </w:rPr>
+        <w:t>Build a MCP server that understands the codebase of this project.</w:t>
+      </w:r>
+    </w:p>
+    <w:p>
+      <w:pPr>
+        <w:shd w:val="clear" w:color="auto" w:fill="FFFFFF"/>
+        <w:spacing w:line="270" w:lineRule="atLeast"/>
+        <w:rPr>
+          <w:rFonts w:ascii="Verdana" w:eastAsia="Times New Roman" w:hAnsi="Verdana" w:cs="Menlo"/>
+          <w:color w:val="000000"/>
+          <w:kern w:val="0"/>
+          <w:lang w:eastAsia="en-GB"/>
+          <w14:ligatures w14:val="none"/>
+        </w:rPr>
+      </w:pPr>
+      <w:r>
+        <w:rPr>
+          <w:rFonts w:ascii="Verdana" w:eastAsia="Times New Roman" w:hAnsi="Verdana" w:cs="Menlo"/>
+          <w:color w:val="000000"/>
+          <w:kern w:val="0"/>
+          <w:lang w:eastAsia="en-GB"/>
+          <w14:ligatures w14:val="none"/>
+        </w:rPr>
+        <w:t>This MCP server contains the following tools:</w:t>
+      </w:r>
+    </w:p>
+    <w:p>
+      <w:pPr>
+        <w:shd w:val="clear" w:color="auto" w:fill="FFFFFF"/>
+        <w:spacing w:line="270" w:lineRule="atLeast"/>
+        <w:rPr>
+          <w:rFonts w:ascii="Verdana" w:eastAsia="Times New Roman" w:hAnsi="Verdana" w:cs="Menlo"/>
+          <w:color w:val="000000"/>
+          <w:kern w:val="0"/>
+          <w:lang w:eastAsia="en-GB"/>
+          <w14:ligatures w14:val="none"/>
+        </w:rPr>
+      </w:pPr>
+    </w:p>
+    <w:p>
+      <w:pPr>
+        <w:shd w:val="clear" w:color="auto" w:fill="FFFFFF"/>
+        <w:spacing w:line="270" w:lineRule="atLeast"/>
+        <w:rPr>
+          <w:rFonts w:ascii="Verdana" w:eastAsia="Times New Roman" w:hAnsi="Verdana" w:cs="Menlo"/>
+          <w:color w:val="000000"/>
+          <w:kern w:val="0"/>
+          <w:lang w:eastAsia="en-GB"/>
+          <w14:ligatures w14:val="none"/>
+        </w:rPr>
+      </w:pPr>
+      <w:r>
+        <w:rPr>
+          <w:rFonts w:ascii="Verdana" w:eastAsia="Times New Roman" w:hAnsi="Verdana" w:cs="Menlo"/>
+          <w:color w:val="0451A5"/>
+          <w:kern w:val="0"/>
+          <w:lang w:eastAsia="en-GB"/>
+          <w14:ligatures w14:val="none"/>
+        </w:rPr>
+        <w:t>-</w:t>
+      </w:r>
+      <w:r>
+        <w:rPr>
+          <w:rFonts w:ascii="Verdana" w:eastAsia="Times New Roman" w:hAnsi="Verdana" w:cs="Menlo"/>
+          <w:color w:val="000000"/>
+          <w:kern w:val="0"/>
+          <w:lang w:eastAsia="en-GB"/>
+          <w14:ligatures w14:val="none"/>
+        </w:rPr>
+        <w:t xml:space="preserve"> list_files()</w:t>
+      </w:r>
+    </w:p>
+    <w:p>
+      <w:pPr>
+        <w:shd w:val="clear" w:color="auto" w:fill="FFFFFF"/>
+        <w:spacing w:line="270" w:lineRule="atLeast"/>
+        <w:rPr>
+          <w:rFonts w:ascii="Verdana" w:eastAsia="Times New Roman" w:hAnsi="Verdana" w:cs="Menlo"/>
+          <w:color w:val="000000"/>
+          <w:kern w:val="0"/>
+          <w:lang w:eastAsia="en-GB"/>
+          <w14:ligatures w14:val="none"/>
+        </w:rPr>
+      </w:pPr>
+      <w:r>
+        <w:rPr>
+          <w:rFonts w:ascii="Verdana" w:eastAsia="Times New Roman" w:hAnsi="Verdana" w:cs="Menlo"/>
+          <w:color w:val="0451A5"/>
+          <w:kern w:val="0"/>
+          <w:lang w:eastAsia="en-GB"/>
+          <w14:ligatures w14:val="none"/>
+        </w:rPr>
+        <w:t>-</w:t>
+      </w:r>
+      <w:r>
+        <w:rPr>
+          <w:rFonts w:ascii="Verdana" w:eastAsia="Times New Roman" w:hAnsi="Verdana" w:cs="Menlo"/>
+          <w:color w:val="000000"/>
+          <w:kern w:val="0"/>
+          <w:lang w:eastAsia="en-GB"/>
+          <w14:ligatures w14:val="none"/>
+        </w:rPr>
+        <w:t xml:space="preserve"> list_python_files()</w:t>
+      </w:r>
+    </w:p>
+    <w:p>
+      <w:pPr>
+        <w:shd w:val="clear" w:color="auto" w:fill="FFFFFF"/>
+        <w:spacing w:line="270" w:lineRule="atLeast"/>
+        <w:rPr>
+          <w:rFonts w:ascii="Verdana" w:eastAsia="Times New Roman" w:hAnsi="Verdana" w:cs="Menlo"/>
+          <w:color w:val="000000"/>
+          <w:kern w:val="0"/>
+          <w:lang w:eastAsia="en-GB"/>
+          <w14:ligatures w14:val="none"/>
+        </w:rPr>
+      </w:pPr>
+      <w:r>
+        <w:rPr>
+          <w:rFonts w:ascii="Verdana" w:eastAsia="Times New Roman" w:hAnsi="Verdana" w:cs="Menlo"/>
+          <w:color w:val="0451A5"/>
+          <w:kern w:val="0"/>
+          <w:lang w:eastAsia="en-GB"/>
+          <w14:ligatures w14:val="none"/>
+        </w:rPr>
+        <w:t>-</w:t>
+      </w:r>
+      <w:r>
+        <w:rPr>
+          <w:rFonts w:ascii="Verdana" w:eastAsia="Times New Roman" w:hAnsi="Verdana" w:cs="Menlo"/>
+          <w:color w:val="000000"/>
+          <w:kern w:val="0"/>
+          <w:lang w:eastAsia="en-GB"/>
+          <w14:ligatures w14:val="none"/>
+        </w:rPr>
+        <w:t xml:space="preserve"> project_stats()</w:t>
+      </w:r>
+    </w:p>
+    <w:p>
+      <w:pPr>
+        <w:shd w:val="clear" w:color="auto" w:fill="FFFFFF"/>
+        <w:spacing w:line="270" w:lineRule="atLeast"/>
+        <w:rPr>
+          <w:rFonts w:ascii="Verdana" w:eastAsia="Times New Roman" w:hAnsi="Verdana" w:cs="Menlo"/>
+          <w:color w:val="000000"/>
+          <w:kern w:val="0"/>
+          <w:lang w:eastAsia="en-GB"/>
+          <w14:ligatures w14:val="none"/>
+        </w:rPr>
+      </w:pPr>
+      <w:r>
+        <w:rPr>
+          <w:rFonts w:ascii="Verdana" w:eastAsia="Times New Roman" w:hAnsi="Verdana" w:cs="Menlo"/>
+          <w:color w:val="0451A5"/>
+          <w:kern w:val="0"/>
+          <w:lang w:eastAsia="en-GB"/>
+          <w14:ligatures w14:val="none"/>
+        </w:rPr>
+        <w:t>-</w:t>
+      </w:r>
+      <w:r>
+        <w:rPr>
+          <w:rFonts w:ascii="Verdana" w:eastAsia="Times New Roman" w:hAnsi="Verdana" w:cs="Menlo"/>
+          <w:color w:val="000000"/>
+          <w:kern w:val="0"/>
+          <w:lang w:eastAsia="en-GB"/>
+          <w14:ligatures w14:val="none"/>
+        </w:rPr>
+        <w:t xml:space="preserve"> risk_analysis()</w:t>
+      </w:r>
+    </w:p>
+    <w:p>
+      <w:pPr>
+        <w:shd w:val="clear" w:color="auto" w:fill="FFFFFF"/>
+        <w:spacing w:line="270" w:lineRule="atLeast"/>
+        <w:rPr>
+          <w:rFonts w:ascii="Verdana" w:eastAsia="Times New Roman" w:hAnsi="Verdana" w:cs="Menlo"/>
+          <w:color w:val="000000"/>
+          <w:kern w:val="0"/>
+          <w:lang w:eastAsia="en-GB"/>
+          <w14:ligatures w14:val="none"/>
+        </w:rPr>
+      </w:pPr>
+      <w:r>
+        <w:rPr>
+          <w:rFonts w:ascii="Verdana" w:eastAsia="Times New Roman" w:hAnsi="Verdana" w:cs="Menlo"/>
+          <w:color w:val="0451A5"/>
+          <w:kern w:val="0"/>
+          <w:lang w:eastAsia="en-GB"/>
+          <w14:ligatures w14:val="none"/>
+        </w:rPr>
+        <w:t>-</w:t>
+      </w:r>
+      <w:r>
+        <w:rPr>
+          <w:rFonts w:ascii="Verdana" w:eastAsia="Times New Roman" w:hAnsi="Verdana" w:cs="Menlo"/>
+          <w:color w:val="000000"/>
+          <w:kern w:val="0"/>
+          <w:lang w:eastAsia="en-GB"/>
+          <w14:ligatures w14:val="none"/>
+        </w:rPr>
+        <w:t xml:space="preserve"> ect.....</w:t>
+      </w:r>
+    </w:p>
+    <w:p>
+      <w:pPr>
         <w:pStyle w:val="Heading2"/>
       </w:pPr>
     </w:p>
@@ -2140,6 +2364,7 @@
           <w:b/>
           <w:bCs/>
         </w:rPr>
+        <w:lastRenderedPageBreak/>
         <w:t>Exercise 4:</w:t>
       </w:r>
       <w:r>
@@ -2216,7 +2441,6 @@
         <w:rPr>
           <w:rFonts w:ascii="Verdana" w:hAnsi="Verdana"/>
         </w:rPr>
-        <w:lastRenderedPageBreak/>
         <w:t>How does this enable multiple users to use the web interface simultaneously? What would happen if it were synchronous? ___________________________________________________________</w:t>
       </w:r>
     </w:p>
@@ -2512,8 +2736,9 @@
           <w:noProof/>
           <w:color w:val="EE0000"/>
         </w:rPr>
+        <w:lastRenderedPageBreak/>
         <w:drawing>
-          <wp:inline distT="0" distB="0" distL="0" distR="0" wp14:anchorId="3BA574AA" wp14:editId="6174EE3D">
+          <wp:inline distT="0" distB="0" distL="0" distR="0" wp14:anchorId="3BA574AA" wp14:editId="3F8E7711">
             <wp:extent cx="2834815" cy="4114800"/>
             <wp:effectExtent l="0" t="0" r="0" b="0"/>
             <wp:docPr id="1508211142" name="Picture 2"/>
@@ -2566,7 +2791,7 @@
 </file>
 
 <file path=word/styles.xml><?xml version="1.0" encoding="utf-8"?>
-<w:styles xmlns:mc="http://schemas.openxmlformats.org/markup-compatibility/2006" xmlns:r="http://schemas.openxmlformats.org/officeDocument/2006/relationships" xmlns:w="http://schemas.openxmlformats.org/wordprocessingml/2006/main" xmlns:w14="http://schemas.microsoft.com/office/word/2010/wordml" xmlns:w15="http://schemas.microsoft.com/office/word/2012/wordml" xmlns:w16cex="http://schemas.microsoft.com/office/word/2018/wordml/cex" xmlns:w16cid="http://schemas.microsoft.com/office/word/2016/wordml/cid" xmlns:w16="http://schemas.microsoft.com/office/word/2018/wordml" xmlns:w16du="http://schemas.microsoft.com/office/word/2023/wordml/word16du" xmlns:w16sdtdh="http://schemas.microsoft.com/office/word/2020/wordml/sdtdatahash" xmlns:w16sdtfl="http://schemas.microsoft.com/office/word/2024/wordml/sdtformatlock" xmlns:w16se="http://schemas.microsoft.com/office/word/2015/wordml/symex" mc:Ignorable="w14 w15 w16se w16cid w16 w16cex w16sdtdh w16sdtfl w16du">
+<w:styles xmlns:mc="http://schemas.openxmlformats.org/markup-compatibility/2006" xmlns:r="http://schemas.openxmlformats.org/officeDocument/2006/relationships" xmlns:w="http://schemas.openxmlformats.org/wordprocessingml/2006/main" xmlns:w14="http://schemas.microsoft.com/office/word/2010/wordml" xmlns:w15="http://schemas.microsoft.com/office/word/2012/wordml" xmlns:w16cex="http://schemas.microsoft.com/office/word/2018/wordml/cex" xmlns:w16cid="http://schemas.microsoft.com/office/word/2016/wordml/cid" xmlns:w16="http://schemas.microsoft.com/office/word/2018/wordml" xmlns:w16sdtdh="http://schemas.microsoft.com/office/word/2020/wordml/sdtdatahash" xmlns:w16sdtfl="http://schemas.microsoft.com/office/word/2024/wordml/sdtformatlock" xmlns:w16se="http://schemas.microsoft.com/office/word/2015/wordml/symex" xmlns:w16du="http://schemas.microsoft.com/office/word/2023/wordml/word16du" mc:Ignorable="w14 w15 w16se w16cid w16 w16cex w16sdtdh w16sdtfl w16du">
   <w:docDefaults>
     <w:rPrDefault>
       <w:rPr>
